--- a/tests/fixtures/markdown-import.docx
+++ b/tests/fixtures/markdown-import.docx
@@ -283,8 +283,13 @@
     </w:p>
     <w:p>
       <w:r>
-        <w:t xml:space="preserve">Soft line break:
-this stays on the same paragraph.</w:t>
+        <w:t xml:space="preserve">Soft line break:</w:t>
+      </w:r>
+      <w:r>
+        <w:br/>
+      </w:r>
+      <w:r>
+        <w:t xml:space="preserve">this stays on the same paragraph.</w:t>
       </w:r>
     </w:p>
     <w:p>
@@ -955,9 +960,19 @@
     </w:p>
     <w:p>
       <w:r>
-        <w:t xml:space="preserve">The code fence below intentionally breaks out of the surrounding blockquote on
-write. Adjacent quoted paragraphs before and after surface as separate
-blockquotes on round-trip.</w:t>
+        <w:t xml:space="preserve">The code fence below intentionally breaks out of the surrounding blockquote on</w:t>
+      </w:r>
+      <w:r>
+        <w:br/>
+      </w:r>
+      <w:r>
+        <w:t xml:space="preserve">write. Adjacent quoted paragraphs before and after surface as separate</w:t>
+      </w:r>
+      <w:r>
+        <w:br/>
+      </w:r>
+      <w:r>
+        <w:t xml:space="preserve">blockquotes on round-trip.</w:t>
       </w:r>
     </w:p>
     <w:p>
@@ -1190,6 +1205,24 @@
           <w:rStyle w:val="Code"/>
         </w:rPr>
         <w:t xml:space="preserve"> {</w:t>
+      </w:r>
+    </w:p>
+    <w:p>
+      <w:pPr>
+        <w:pStyle w:val="CodeBlock-typescript"/>
+      </w:pPr>
+      <w:r>
+        <w:rPr>
+          <w:rStyle w:val="Code"/>
+        </w:rPr>
+        <w:t xml:space="preserve">	</w:t>
+      </w:r>
+      <w:r>
+        <w:rPr>
+          <w:rStyle w:val="Code"/>
+          <w:color w:val="6E7781"/>
+        </w:rPr>
+        <w:t xml:space="preserve">// returns the sum</w:t>
       </w:r>
     </w:p>
     <w:p>
@@ -1844,7 +1877,7 @@
       <w:r>
         <w:t xml:space="preserve">Inline link: </w:t>
       </w:r>
-      <w:hyperlink r:id="rId9">
+      <w:hyperlink r:id="rId10">
         <w:r>
           <w:rPr>
             <w:rStyle w:val="Hyperlink"/>
@@ -1860,7 +1893,7 @@
       <w:r>
         <w:t xml:space="preserve">Autolink: </w:t>
       </w:r>
-      <w:hyperlink r:id="rId10">
+      <w:hyperlink r:id="rId11">
         <w:r>
           <w:rPr>
             <w:rStyle w:val="Hyperlink"/>
@@ -1876,7 +1909,7 @@
       <w:r>
         <w:t xml:space="preserve">Email autolink: </w:t>
       </w:r>
-      <w:hyperlink r:id="rId11">
+      <w:hyperlink r:id="rId12">
         <w:r>
           <w:rPr>
             <w:rStyle w:val="Hyperlink"/>
@@ -1892,7 +1925,7 @@
       <w:r>
         <w:t xml:space="preserve">Reference-style link: </w:t>
       </w:r>
-      <w:hyperlink r:id="rId12">
+      <w:hyperlink r:id="rId13">
         <w:r>
           <w:rPr>
             <w:rStyle w:val="Hyperlink"/>
@@ -1930,7 +1963,7 @@
                     <pic:cNvPicPr/>
                   </pic:nvPicPr>
                   <pic:blipFill>
-                    <a:blip r:embed="rId7"/>
+                    <a:blip r:embed="rId8"/>
                     <a:stretch>
                       <a:fillRect/>
                     </a:stretch>
@@ -2649,8 +2682,27 @@
 </w:document>
 </file>
 
+<file path=word/endnotes.xml><?xml version="1.0" encoding="utf-8"?>
+<w:endnotes xmlns:w="http://schemas.openxmlformats.org/wordprocessingml/2006/main" xmlns:r="http://schemas.openxmlformats.org/officeDocument/2006/relationships">
+  <w:endnote w:id="-1" w:type="separator">
+    <w:p>
+      <w:r>
+        <w:separator/>
+      </w:r>
+    </w:p>
+  </w:endnote>
+  <w:endnote w:id="0" w:type="continuationSeparator">
+    <w:p>
+      <w:r>
+        <w:continuationSeparator/>
+      </w:r>
+    </w:p>
+  </w:endnote>
+</w:endnotes>
+</file>
+
 <file path=word/footnotes.xml><?xml version="1.0" encoding="utf-8"?>
-<w:footnotes xmlns:w="http://schemas.openxmlformats.org/wordprocessingml/2006/main">
+<w:footnotes xmlns:w="http://schemas.openxmlformats.org/wordprocessingml/2006/main" xmlns:r="http://schemas.openxmlformats.org/officeDocument/2006/relationships">
   <w:footnote w:id="-1" w:type="separator">
     <w:p>
       <w:r>
@@ -2677,7 +2729,10 @@
         <w:footnoteRef/>
       </w:r>
       <w:r>
-        <w:t xml:space="preserve"> This is the body of the first footnote.</w:t>
+        <w:t xml:space="preserve"> </w:t>
+      </w:r>
+      <w:r>
+        <w:t xml:space="preserve">This is the body of the first footnote.</w:t>
       </w:r>
     </w:p>
   </w:footnote>
@@ -2693,7 +2748,19 @@
         <w:footnoteRef/>
       </w:r>
       <w:r>
-        <w:t xml:space="preserve"> Body of the second footnote, with bold that is currently flattened to plain text by the importer.</w:t>
+        <w:t xml:space="preserve"> </w:t>
+      </w:r>
+      <w:r>
+        <w:t xml:space="preserve">Body of the second footnote, with </w:t>
+      </w:r>
+      <w:r>
+        <w:rPr>
+          <w:b/>
+        </w:rPr>
+        <w:t xml:space="preserve">bold</w:t>
+      </w:r>
+      <w:r>
+        <w:t xml:space="preserve"> that is currently flattened to plain text by the importer.</w:t>
       </w:r>
     </w:p>
   </w:footnote>
